--- a/Manuscrito_Referencias_Alucinadas_v0.1.docx
+++ b/Manuscrito_Referencias_Alucinadas_v0.1.docx
@@ -251,7 +251,7 @@
           <w:i w:val="0"/>
           <w:sz w:val="22"/>
         </w:rPr>
-        <w:t>, we release the verification tool, the annotated survivor set, and all code and data openly, so that authors, editors, and reviewers can screen bibliographies before publication.</w:t>
+        <w:t>, we release the verification tool as a free web application (danielaristo.com/reference-integrity-checker), together with the annotated survivor set and all code and data, so that authors, editors, and reviewers can screen bibliographies before publication.</w:t>
       </w:r>
     </w:p>
     <w:p>
@@ -552,6 +552,44 @@
           <w:sz w:val="22"/>
         </w:rPr>
         <w:t>All three databases are queried through free public APIs; no proprietary index is used. The verification code, the sampled references with provenance, and the annotated survivor set are openly available at the repository listed above.</w:t>
+      </w:r>
+    </w:p>
+    <w:p>
+      <w:pPr>
+        <w:pStyle w:val="Heading2"/>
+      </w:pPr>
+      <w:r>
+        <w:t>2.7 A public screening tool</w:t>
+      </w:r>
+    </w:p>
+    <w:p>
+      <w:pPr>
+        <w:spacing w:after="140"/>
+        <w:jc w:val="both"/>
+      </w:pPr>
+      <w:r>
+        <w:rPr>
+          <w:b w:val="0"/>
+          <w:i w:val="0"/>
+          <w:sz w:val="22"/>
+        </w:rPr>
+        <w:t xml:space="preserve">Stages 1–2 of the cascade (Crossref and OpenAlex) require no proprietary access and both APIs permit cross-origin requests, so we implemented them as a client-side web application that runs entirely in the user's browser: no reference text is transmitted to any server other than the two source databases themselves. The tool is freely available at </w:t>
+      </w:r>
+      <w:r>
+        <w:rPr>
+          <w:b/>
+          <w:i w:val="0"/>
+          <w:sz w:val="22"/>
+        </w:rPr>
+        <w:t>danielaristo.com/reference-integrity-checker</w:t>
+      </w:r>
+      <w:r>
+        <w:rPr>
+          <w:b w:val="0"/>
+          <w:i w:val="0"/>
+          <w:sz w:val="22"/>
+        </w:rPr>
+        <w:t xml:space="preserve"> and lets an author, editor, or reviewer paste a bibliography and receive a per-reference verdict (verified, metadata mismatch, retracted, or not verifiable) in seconds, with a CSV export for manuscript records. The full four-source cascade with Semantic Scholar and human review, as used for the results below, is available as the open-source command-line pipeline in the same repository.</w:t>
       </w:r>
     </w:p>
     <w:p>
@@ -1989,7 +2027,39 @@
           <w:i w:val="0"/>
           <w:sz w:val="22"/>
         </w:rPr>
-        <w:t>The verification code, the 5,000 sampled references with citing-article provenance, the full cascade output, and the annotated 101-reference survivor set are openly available at github.com/danielaristo/reference-integrity-checker.</w:t>
+        <w:t xml:space="preserve">The verification code, the 5,000 sampled references with citing-article provenance, the full cascade output, and the annotated 101-reference survivor set are openly available at </w:t>
+      </w:r>
+      <w:r>
+        <w:rPr>
+          <w:b/>
+          <w:i w:val="0"/>
+          <w:sz w:val="22"/>
+        </w:rPr>
+        <w:t>github.com/danielaristo/reference-integrity-checker</w:t>
+      </w:r>
+      <w:r>
+        <w:rPr>
+          <w:b w:val="0"/>
+          <w:i w:val="0"/>
+          <w:sz w:val="22"/>
+        </w:rPr>
+        <w:t xml:space="preserve">. A free, no-installation web application implementing Stages 1–2 of the cascade is publicly available at </w:t>
+      </w:r>
+      <w:r>
+        <w:rPr>
+          <w:b/>
+          <w:i w:val="0"/>
+          <w:sz w:val="22"/>
+        </w:rPr>
+        <w:t>danielaristo.com/reference-integrity-checker</w:t>
+      </w:r>
+      <w:r>
+        <w:rPr>
+          <w:b w:val="0"/>
+          <w:i w:val="0"/>
+          <w:sz w:val="22"/>
+        </w:rPr>
+        <w:t xml:space="preserve"> for authors, editors, and reviewers to screen bibliographies before publication.</w:t>
       </w:r>
     </w:p>
     <w:p>

--- a/Manuscrito_Referencias_Alucinadas_v0.1.docx
+++ b/Manuscrito_Referencias_Alucinadas_v0.1.docx
@@ -573,7 +573,7 @@
           <w:i w:val="0"/>
           <w:sz w:val="22"/>
         </w:rPr>
-        <w:t xml:space="preserve">Stages 1–2 of the cascade (Crossref and OpenAlex) require no proprietary access and both APIs permit cross-origin requests, so we implemented them as a client-side web application that runs entirely in the user's browser: no reference text is transmitted to any server other than the two source databases themselves. The tool is freely available at </w:t>
+        <w:t xml:space="preserve">Stages 1–2 of the cascade (Crossref and OpenAlex) require no proprietary access and both APIs permit cross-origin requests, so we implemented them as a client-side web application that runs entirely in the user's browser: no reference text is transmitted to any server other than the two source databases themselves, and no installation, account, or payment is required. The tool is freely available at </w:t>
       </w:r>
       <w:r>
         <w:rPr>
@@ -589,7 +589,371 @@
           <w:i w:val="0"/>
           <w:sz w:val="22"/>
         </w:rPr>
-        <w:t xml:space="preserve"> and lets an author, editor, or reviewer paste a bibliography and receive a per-reference verdict (verified, metadata mismatch, retracted, or not verifiable) in seconds, with a CSV export for manuscript records. The full four-source cascade with Semantic Scholar and human review, as used for the results below, is available as the open-source command-line pipeline in the same repository.</w:t>
+        <w:t xml:space="preserve"> and lets an author, editor, or reviewer paste a bibliography and receive a per-reference verdict in seconds, with a CSV export for manuscript records. Table 3 maps the tool's four verdict states to the taxonomy of Section 2.5. The full four-source cascade with Semantic Scholar and exhaustive human review, as used for the results reported below, remains available as the open-source command-line pipeline in the same repository, since the Semantic Scholar layer requires an API key that cannot be safely embedded in client-side code.</w:t>
+      </w:r>
+    </w:p>
+    <w:p>
+      <w:pPr>
+        <w:spacing w:after="80"/>
+        <w:jc w:val="both"/>
+      </w:pPr>
+      <w:r>
+        <w:rPr>
+          <w:b w:val="0"/>
+          <w:i/>
+          <w:sz w:val="19"/>
+        </w:rPr>
+        <w:t>Table 3. Verdict states exposed by the public web tool.</w:t>
+      </w:r>
+    </w:p>
+    <w:tbl>
+      <w:tblPr>
+        <w:tblW w:type="auto" w:w="0"/>
+        <w:jc w:val="center"/>
+        <w:tblLayout w:type="fixed"/>
+        <w:tblLook w:firstColumn="1" w:firstRow="1" w:lastColumn="0" w:lastRow="0" w:noHBand="0" w:noVBand="1" w:val="04A0"/>
+        <w:tblBorders>
+          <w:top w:val="single" w:sz="4" w:color="BFBFBF"/>
+          <w:left w:val="single" w:sz="4" w:color="BFBFBF"/>
+          <w:bottom w:val="single" w:sz="4" w:color="BFBFBF"/>
+          <w:right w:val="single" w:sz="4" w:color="BFBFBF"/>
+          <w:insideH w:val="single" w:sz="4" w:color="BFBFBF"/>
+          <w:insideV w:val="single" w:sz="4" w:color="BFBFBF"/>
+        </w:tblBorders>
+      </w:tblPr>
+      <w:tblGrid>
+        <w:gridCol w:w="2880"/>
+        <w:gridCol w:w="2880"/>
+        <w:gridCol w:w="2880"/>
+      </w:tblGrid>
+      <w:tr>
+        <w:tc>
+          <w:tcPr>
+            <w:tcW w:type="dxa" w:w="2160"/>
+            <w:shd w:val="clear" w:fill="1F4E79"/>
+          </w:tcPr>
+          <w:p>
+            <w:pPr>
+              <w:spacing w:after="0"/>
+            </w:pPr>
+            <w:r/>
+            <w:r>
+              <w:rPr>
+                <w:b/>
+                <w:color w:val="FFFFFF"/>
+                <w:sz w:val="19"/>
+              </w:rPr>
+              <w:t>Tool badge</w:t>
+            </w:r>
+          </w:p>
+        </w:tc>
+        <w:tc>
+          <w:tcPr>
+            <w:tcW w:type="dxa" w:w="3312"/>
+            <w:shd w:val="clear" w:fill="1F4E79"/>
+          </w:tcPr>
+          <w:p>
+            <w:pPr>
+              <w:spacing w:after="0"/>
+            </w:pPr>
+            <w:r/>
+            <w:r>
+              <w:rPr>
+                <w:b/>
+                <w:color w:val="FFFFFF"/>
+                <w:sz w:val="19"/>
+              </w:rPr>
+              <w:t>Taxonomy class (§2.5)</w:t>
+            </w:r>
+          </w:p>
+        </w:tc>
+        <w:tc>
+          <w:tcPr>
+            <w:tcW w:type="dxa" w:w="4464"/>
+            <w:shd w:val="clear" w:fill="1F4E79"/>
+          </w:tcPr>
+          <w:p>
+            <w:pPr>
+              <w:spacing w:after="0"/>
+            </w:pPr>
+            <w:r/>
+            <w:r>
+              <w:rPr>
+                <w:b/>
+                <w:color w:val="FFFFFF"/>
+                <w:sz w:val="19"/>
+              </w:rPr>
+              <w:t>Meaning</w:t>
+            </w:r>
+          </w:p>
+        </w:tc>
+      </w:tr>
+      <w:tr>
+        <w:tc>
+          <w:tcPr>
+            <w:tcW w:type="dxa" w:w="2160"/>
+          </w:tcPr>
+          <w:p>
+            <w:pPr>
+              <w:spacing w:after="0"/>
+            </w:pPr>
+            <w:r/>
+            <w:r>
+              <w:rPr>
+                <w:b w:val="0"/>
+                <w:sz w:val="19"/>
+              </w:rPr>
+              <w:t>Verified</w:t>
+            </w:r>
+          </w:p>
+        </w:tc>
+        <w:tc>
+          <w:tcPr>
+            <w:tcW w:type="dxa" w:w="3312"/>
+          </w:tcPr>
+          <w:p>
+            <w:pPr>
+              <w:spacing w:after="0"/>
+            </w:pPr>
+            <w:r/>
+            <w:r>
+              <w:rPr>
+                <w:b w:val="0"/>
+                <w:sz w:val="19"/>
+              </w:rPr>
+              <w:t>Recoverable / confirmed existing</w:t>
+            </w:r>
+          </w:p>
+        </w:tc>
+        <w:tc>
+          <w:tcPr>
+            <w:tcW w:type="dxa" w:w="4464"/>
+          </w:tcPr>
+          <w:p>
+            <w:pPr>
+              <w:spacing w:after="0"/>
+            </w:pPr>
+            <w:r/>
+            <w:r>
+              <w:rPr>
+                <w:b w:val="0"/>
+                <w:sz w:val="19"/>
+              </w:rPr>
+              <w:t>Found in Crossref or OpenAlex with matching metadata; DOI link provided</w:t>
+            </w:r>
+          </w:p>
+        </w:tc>
+      </w:tr>
+      <w:tr>
+        <w:tc>
+          <w:tcPr>
+            <w:tcW w:type="dxa" w:w="2160"/>
+          </w:tcPr>
+          <w:p>
+            <w:pPr>
+              <w:spacing w:after="0"/>
+            </w:pPr>
+            <w:r/>
+            <w:r>
+              <w:rPr>
+                <w:b w:val="0"/>
+                <w:sz w:val="19"/>
+              </w:rPr>
+              <w:t>Metadata issue</w:t>
+            </w:r>
+          </w:p>
+        </w:tc>
+        <w:tc>
+          <w:tcPr>
+            <w:tcW w:type="dxa" w:w="3312"/>
+          </w:tcPr>
+          <w:p>
+            <w:pPr>
+              <w:spacing w:after="0"/>
+            </w:pPr>
+            <w:r/>
+            <w:r>
+              <w:rPr>
+                <w:b w:val="0"/>
+                <w:sz w:val="19"/>
+              </w:rPr>
+              <w:t>Erroneous</w:t>
+            </w:r>
+          </w:p>
+        </w:tc>
+        <w:tc>
+          <w:tcPr>
+            <w:tcW w:type="dxa" w:w="4464"/>
+          </w:tcPr>
+          <w:p>
+            <w:pPr>
+              <w:spacing w:after="0"/>
+            </w:pPr>
+            <w:r/>
+            <w:r>
+              <w:rPr>
+                <w:b w:val="0"/>
+                <w:sz w:val="19"/>
+              </w:rPr>
+              <w:t>Found, but the cited year differs from the registered year by more than two</w:t>
+            </w:r>
+          </w:p>
+        </w:tc>
+      </w:tr>
+      <w:tr>
+        <w:tc>
+          <w:tcPr>
+            <w:tcW w:type="dxa" w:w="2160"/>
+          </w:tcPr>
+          <w:p>
+            <w:pPr>
+              <w:spacing w:after="0"/>
+            </w:pPr>
+            <w:r/>
+            <w:r>
+              <w:rPr>
+                <w:b w:val="0"/>
+                <w:sz w:val="19"/>
+              </w:rPr>
+              <w:t>Retracted</w:t>
+            </w:r>
+          </w:p>
+        </w:tc>
+        <w:tc>
+          <w:tcPr>
+            <w:tcW w:type="dxa" w:w="3312"/>
+          </w:tcPr>
+          <w:p>
+            <w:pPr>
+              <w:spacing w:after="0"/>
+            </w:pPr>
+            <w:r/>
+            <w:r>
+              <w:rPr>
+                <w:b w:val="0"/>
+                <w:sz w:val="19"/>
+              </w:rPr>
+              <w:t>Retracted</w:t>
+            </w:r>
+          </w:p>
+        </w:tc>
+        <w:tc>
+          <w:tcPr>
+            <w:tcW w:type="dxa" w:w="4464"/>
+          </w:tcPr>
+          <w:p>
+            <w:pPr>
+              <w:spacing w:after="0"/>
+            </w:pPr>
+            <w:r/>
+            <w:r>
+              <w:rPr>
+                <w:b w:val="0"/>
+                <w:sz w:val="19"/>
+              </w:rPr>
+              <w:t>OpenAlex marks the work as retracted (checked by DOI and by title)</w:t>
+            </w:r>
+          </w:p>
+        </w:tc>
+      </w:tr>
+      <w:tr>
+        <w:tc>
+          <w:tcPr>
+            <w:tcW w:type="dxa" w:w="2160"/>
+          </w:tcPr>
+          <w:p>
+            <w:pPr>
+              <w:spacing w:after="0"/>
+            </w:pPr>
+            <w:r/>
+            <w:r>
+              <w:rPr>
+                <w:b w:val="0"/>
+                <w:sz w:val="19"/>
+              </w:rPr>
+              <w:t>Not verifiable</w:t>
+            </w:r>
+          </w:p>
+        </w:tc>
+        <w:tc>
+          <w:tcPr>
+            <w:tcW w:type="dxa" w:w="3312"/>
+          </w:tcPr>
+          <w:p>
+            <w:pPr>
+              <w:spacing w:after="0"/>
+            </w:pPr>
+            <w:r/>
+            <w:r>
+              <w:rPr>
+                <w:b w:val="0"/>
+                <w:sz w:val="19"/>
+              </w:rPr>
+              <w:t>Non-indexed / candidate fabrication</w:t>
+            </w:r>
+          </w:p>
+        </w:tc>
+        <w:tc>
+          <w:tcPr>
+            <w:tcW w:type="dxa" w:w="4464"/>
+          </w:tcPr>
+          <w:p>
+            <w:pPr>
+              <w:spacing w:after="0"/>
+            </w:pPr>
+            <w:r/>
+            <w:r>
+              <w:rPr>
+                <w:b w:val="0"/>
+                <w:sz w:val="19"/>
+              </w:rPr>
+              <w:t>Absent from both databases — a prompt for manual review, not a verdict</w:t>
+            </w:r>
+          </w:p>
+        </w:tc>
+      </w:tr>
+    </w:tbl>
+    <w:p>
+      <w:pPr>
+        <w:spacing w:after="80"/>
+        <w:jc w:val="both"/>
+      </w:pPr>
+      <w:r>
+        <w:rPr>
+          <w:b w:val="0"/>
+          <w:i w:val="0"/>
+          <w:sz w:val="22"/>
+        </w:rPr>
+      </w:r>
+    </w:p>
+    <w:p>
+      <w:pPr>
+        <w:spacing w:after="140"/>
+        <w:jc w:val="both"/>
+      </w:pPr>
+      <w:r>
+        <w:rPr>
+          <w:b w:val="0"/>
+          <w:i w:val="0"/>
+          <w:sz w:val="22"/>
+        </w:rPr>
+        <w:t xml:space="preserve">A deployment finding is worth reporting on its own terms. During live testing we identified a failure mode in which a rate-limited (HTTP 429) response from OpenAlex was silently treated as a confirmed </w:t>
+      </w:r>
+      <w:r>
+        <w:rPr>
+          <w:b w:val="0"/>
+          <w:i/>
+          <w:sz w:val="22"/>
+        </w:rPr>
+        <w:t>not retracted</w:t>
+      </w:r>
+      <w:r>
+        <w:rPr>
+          <w:b w:val="0"/>
+          <w:i w:val="0"/>
+          <w:sz w:val="22"/>
+        </w:rPr>
+        <w:t xml:space="preserve"> result, rather than as a failed check — precisely the kind of false negative this study warns against. We revised the tool so that a failed retraction check is reported to the user explicitly ("retraction status could not be confirmed — verify manually") rather than defaulting to a clean verdict. We surface this not as a footnote but as a design principle: a screening tool must fail loudly, not silently, and we regard this fix as a direct, practical instantiation of the paper's central argument in Section 4.</w:t>
       </w:r>
     </w:p>
     <w:p>
@@ -1935,7 +2299,45 @@
         <w:pStyle w:val="Heading2"/>
       </w:pPr>
       <w:r>
-        <w:t>4.1 Limitations</w:t>
+        <w:t>4.1 From finding to practice: a deployed tool</w:t>
+      </w:r>
+    </w:p>
+    <w:p>
+      <w:pPr>
+        <w:spacing w:after="140"/>
+        <w:jc w:val="both"/>
+      </w:pPr>
+      <w:r>
+        <w:rPr>
+          <w:b w:val="0"/>
+          <w:i w:val="0"/>
+          <w:sz w:val="22"/>
+        </w:rPr>
+        <w:t xml:space="preserve">Unlike the prevalence estimate, which we report as an upper bound pending a larger study (Section 3.5), the screening tool described in Section 2.7 is a concrete, immediately usable artifact: it is live, free, and requires no infrastructure beyond a browser. We consider this an important complement to the empirical finding rather than a secondary output. A tool that reports a raw </w:t>
+      </w:r>
+      <w:r>
+        <w:rPr>
+          <w:b w:val="0"/>
+          <w:i/>
+          <w:sz w:val="22"/>
+        </w:rPr>
+        <w:t>not found</w:t>
+      </w:r>
+      <w:r>
+        <w:rPr>
+          <w:b w:val="0"/>
+          <w:i w:val="0"/>
+          <w:sz w:val="22"/>
+        </w:rPr>
+        <w:t xml:space="preserve"> as a confident verdict — as ours briefly did, before the fix described in Section 2.7 — reproduces at implementation level the exact conflation this paper argues against at the analytical level. Making that failure mode visible, and fixing it under real operating conditions (including genuine upstream rate limiting, not a simulated one), is evidence that the taxonomy proposed here is not only descriptively useful but operationally enforceable.</w:t>
+      </w:r>
+    </w:p>
+    <w:p>
+      <w:pPr>
+        <w:pStyle w:val="Heading2"/>
+      </w:pPr>
+      <w:r>
+        <w:t>4.2 Limitations</w:t>
       </w:r>
     </w:p>
     <w:p>

--- a/Manuscrito_Referencias_Alucinadas_v0.1.docx
+++ b/Manuscrito_Referencias_Alucinadas_v0.1.docx
@@ -594,6 +594,60 @@
     </w:p>
     <w:p>
       <w:pPr>
+        <w:spacing w:before="120"/>
+        <w:jc w:val="center"/>
+      </w:pPr>
+      <w:r>
+        <w:drawing>
+          <wp:inline xmlns:a="http://schemas.openxmlformats.org/drawingml/2006/main" xmlns:pic="http://schemas.openxmlformats.org/drawingml/2006/picture">
+            <wp:extent cx="5120640" cy="2959106"/>
+            <wp:docPr id="1" name="Picture 1"/>
+            <wp:cNvGraphicFramePr>
+              <a:graphicFrameLocks noChangeAspect="1"/>
+            </wp:cNvGraphicFramePr>
+            <a:graphic>
+              <a:graphicData uri="http://schemas.openxmlformats.org/drawingml/2006/picture">
+                <pic:pic>
+                  <pic:nvPicPr>
+                    <pic:cNvPr id="0" name="captura_app_2.png"/>
+                    <pic:cNvPicPr/>
+                  </pic:nvPicPr>
+                  <pic:blipFill>
+                    <a:blip r:embed="rId9"/>
+                    <a:stretch>
+                      <a:fillRect/>
+                    </a:stretch>
+                  </pic:blipFill>
+                  <pic:spPr>
+                    <a:xfrm>
+                      <a:off x="0" y="0"/>
+                      <a:ext cx="5120640" cy="2959106"/>
+                    </a:xfrm>
+                    <a:prstGeom prst="rect"/>
+                  </pic:spPr>
+                </pic:pic>
+              </a:graphicData>
+            </a:graphic>
+          </wp:inline>
+        </w:drawing>
+      </w:r>
+    </w:p>
+    <w:p>
+      <w:pPr>
+        <w:spacing w:after="200"/>
+        <w:jc w:val="center"/>
+      </w:pPr>
+      <w:r>
+        <w:rPr>
+          <w:i/>
+          <w:color w:val="595959"/>
+          <w:sz w:val="19"/>
+        </w:rPr>
+        <w:t>Figure 1. The public web tool (danielaristo.com/reference-integrity-checker). References are pasted one per line; verification runs entirely client-side against Crossref and OpenAlex.</w:t>
+      </w:r>
+    </w:p>
+    <w:p>
+      <w:pPr>
         <w:spacing w:after="80"/>
         <w:jc w:val="both"/>
       </w:pPr>
@@ -928,6 +982,60 @@
     </w:p>
     <w:p>
       <w:pPr>
+        <w:spacing w:before="120"/>
+        <w:jc w:val="center"/>
+      </w:pPr>
+      <w:r>
+        <w:drawing>
+          <wp:inline xmlns:a="http://schemas.openxmlformats.org/drawingml/2006/main" xmlns:pic="http://schemas.openxmlformats.org/drawingml/2006/picture">
+            <wp:extent cx="5120640" cy="3917172"/>
+            <wp:docPr id="2" name="Picture 2"/>
+            <wp:cNvGraphicFramePr>
+              <a:graphicFrameLocks noChangeAspect="1"/>
+            </wp:cNvGraphicFramePr>
+            <a:graphic>
+              <a:graphicData uri="http://schemas.openxmlformats.org/drawingml/2006/picture">
+                <pic:pic>
+                  <pic:nvPicPr>
+                    <pic:cNvPr id="0" name="captura_app_1.png"/>
+                    <pic:cNvPicPr/>
+                  </pic:nvPicPr>
+                  <pic:blipFill>
+                    <a:blip r:embed="rId10"/>
+                    <a:stretch>
+                      <a:fillRect/>
+                    </a:stretch>
+                  </pic:blipFill>
+                  <pic:spPr>
+                    <a:xfrm>
+                      <a:off x="0" y="0"/>
+                      <a:ext cx="5120640" cy="3917172"/>
+                    </a:xfrm>
+                    <a:prstGeom prst="rect"/>
+                  </pic:spPr>
+                </pic:pic>
+              </a:graphicData>
+            </a:graphic>
+          </wp:inline>
+        </w:drawing>
+      </w:r>
+    </w:p>
+    <w:p>
+      <w:pPr>
+        <w:spacing w:after="200"/>
+        <w:jc w:val="center"/>
+      </w:pPr>
+      <w:r>
+        <w:rPr>
+          <w:i/>
+          <w:color w:val="595959"/>
+          <w:sz w:val="19"/>
+        </w:rPr>
+        <w:t>Figure 2. Output of the public tool on the seven-reference test set of Section 2.3, captured during a period of sustained upstream rate limiting from OpenAlex. Rather than silently defaulting to a clean verdict, the tool reports explicitly that the retraction check could not be confirmed (see annotation under the first result) — the deployment finding discussed below.</w:t>
+      </w:r>
+    </w:p>
+    <w:p>
+      <w:pPr>
         <w:spacing w:after="140"/>
         <w:jc w:val="both"/>
       </w:pPr>
@@ -937,7 +1045,7 @@
           <w:i w:val="0"/>
           <w:sz w:val="22"/>
         </w:rPr>
-        <w:t xml:space="preserve">A deployment finding is worth reporting on its own terms. During live testing we identified a failure mode in which a rate-limited (HTTP 429) response from OpenAlex was silently treated as a confirmed </w:t>
+        <w:t xml:space="preserve">A deployment finding is worth reporting on its own terms. During live testing (Figure 2) we identified a failure mode in which a rate-limited (HTTP 429) response from OpenAlex was silently treated as a confirmed </w:t>
       </w:r>
       <w:r>
         <w:rPr>

--- a/Manuscrito_Referencias_Alucinadas_v0.1.docx
+++ b/Manuscrito_Referencias_Alucinadas_v0.1.docx
@@ -251,7 +251,7 @@
           <w:i w:val="0"/>
           <w:sz w:val="22"/>
         </w:rPr>
-        <w:t>, we release the verification tool as a free web application (danielaristo.com/reference-integrity-checker), together with the annotated survivor set and all code and data, so that authors, editors, and reviewers can screen bibliographies before publication.</w:t>
+        <w:t>, we release the verification tool as a free web application (reftruth.com), together with the annotated survivor set and all code and data, so that authors, editors, and reviewers can screen bibliographies before publication.</w:t>
       </w:r>
     </w:p>
     <w:p>
@@ -581,7 +581,7 @@
           <w:i w:val="0"/>
           <w:sz w:val="22"/>
         </w:rPr>
-        <w:t>danielaristo.com/reference-integrity-checker</w:t>
+        <w:t>reftruth.com</w:t>
       </w:r>
       <w:r>
         <w:rPr>
@@ -643,7 +643,7 @@
           <w:color w:val="595959"/>
           <w:sz w:val="19"/>
         </w:rPr>
-        <w:t>Figure 1. The public web tool (danielaristo.com/reference-integrity-checker). References are pasted one per line; verification runs entirely client-side against Crossref and OpenAlex.</w:t>
+        <w:t>Figure 1. The public web tool (reftruth.com). References are pasted one per line; verification runs entirely client-side against Crossref and OpenAlex.</w:t>
       </w:r>
     </w:p>
     <w:p>
@@ -2561,7 +2561,7 @@
           <w:i w:val="0"/>
           <w:sz w:val="22"/>
         </w:rPr>
-        <w:t>danielaristo.com/reference-integrity-checker</w:t>
+        <w:t>reftruth.com</w:t>
       </w:r>
       <w:r>
         <w:rPr>

--- a/Manuscrito_Referencias_Alucinadas_v0.1.docx
+++ b/Manuscrito_Referencias_Alucinadas_v0.1.docx
@@ -175,7 +175,71 @@
           <w:i w:val="0"/>
           <w:sz w:val="22"/>
         </w:rPr>
-        <w:t>The widespread adoption of large language models (LLMs) in scholarly writing has produced a new failure mode in the citation record: references that are fluent, correctly formatted, and entirely fictitious. Early evidence of these “hallucinated” references has come from small manual audits and single-corpus analyses, and a handful of studies have placed the rate of non-existent citations in recent preprints at a fraction of a percent. These findings have prompted calls for editorial screening tools and have made reference integrity a live concern for journals, funders, and universities.</w:t>
+        <w:t xml:space="preserve">The widespread adoption of large language models (LLMs) in scholarly writing has produced a new failure mode in the citation record: references that are fluent, correctly formatted, and entirely fictitious. Hallucination — the generation of fluent but unsupported or false content — is a well-documented general property of LLMs and other neural text generators, not a peripheral bug (Ji et al., 2023). In the specific case of bibliographic references, the phenomenon has now been quantified directly: in a systematic test of ChatGPT-generated reference lists across clinical topics, </w:t>
+      </w:r>
+      <w:r>
+        <w:rPr>
+          <w:b w:val="0"/>
+          <w:i w:val="0"/>
+          <w:sz w:val="22"/>
+        </w:rPr>
+        <w:t>Walters and Wilder (2023)</w:t>
+      </w:r>
+      <w:r>
+        <w:rPr>
+          <w:b w:val="0"/>
+          <w:i w:val="0"/>
+          <w:sz w:val="22"/>
+        </w:rPr>
+        <w:t xml:space="preserve"> found that 55% of GPT-3.5 citations and 18% of GPT-4 citations were entirely fabricated, with a further large share of the nominally real citations containing substantive errors. </w:t>
+      </w:r>
+      <w:r>
+        <w:rPr>
+          <w:b w:val="0"/>
+          <w:i w:val="0"/>
+          <w:sz w:val="22"/>
+        </w:rPr>
+        <w:t>Emsley (2023)</w:t>
+      </w:r>
+      <w:r>
+        <w:rPr>
+          <w:b w:val="0"/>
+          <w:i w:val="0"/>
+          <w:sz w:val="22"/>
+        </w:rPr>
+        <w:t xml:space="preserve"> argued that the term "hallucination" itself understates the problem — that fluent, confident invention of nonexistent sources is better described as fabrication and falsification, a framing this paper adopts. The phenomenon is not confined to biomedicine or to informal use: </w:t>
+      </w:r>
+      <w:r>
+        <w:rPr>
+          <w:b w:val="0"/>
+          <w:i w:val="0"/>
+          <w:sz w:val="22"/>
+        </w:rPr>
+        <w:t>Dahl et al. (2024)</w:t>
+      </w:r>
+      <w:r>
+        <w:rPr>
+          <w:b w:val="0"/>
+          <w:i w:val="0"/>
+          <w:sz w:val="22"/>
+        </w:rPr>
+        <w:t xml:space="preserve"> documented comparably high hallucination rates when LLMs were queried on legal facts and case citations, and reported dozens of real cases in which lawyers, and even judges, filed court documents containing fabricated case law. Reference fabrication by LLMs therefore appears to be a general, cross-disciplinary property of these systems rather than an artifact of any one domain, model, or prompting style. In a further twist, LLMs are themselves being tested as tools for detecting citation and quotation errors in the scientific literature, with promising but imperfect accuracy (</w:t>
+      </w:r>
+      <w:r>
+        <w:rPr>
+          <w:b w:val="0"/>
+          <w:i w:val="0"/>
+          <w:sz w:val="22"/>
+        </w:rPr>
+        <w:t>Zhang &amp; Abernethy, 2024</w:t>
+      </w:r>
+      <w:r>
+        <w:rPr>
+          <w:b w:val="0"/>
+          <w:i w:val="0"/>
+          <w:sz w:val="22"/>
+        </w:rPr>
+        <w:t>); the cascade developed here takes a complementary, deterministic approach, verifying references against source databases rather than relying on a model's own judgment.</w:t>
       </w:r>
     </w:p>
     <w:p>
@@ -189,7 +253,355 @@
           <w:i w:val="0"/>
           <w:sz w:val="22"/>
         </w:rPr>
-        <w:t>Yet the existing evidence base has two limitations that this study addresses. First, most estimates are drawn from a single discipline or repository and cannot speak to the multidisciplinary, multi-publisher literature at large. Second, and more consequentially, prevailing detection approaches treat “a reference that cannot be found” as equivalent to “a reference that was fabricated.” These are not the same. A citation may be unverifiable because the cited work is real but published in a journal outside the major indexes, because the citation string is so heavily abbreviated that automated matching fails, or because the reference genuinely points to nothing. Conflating these populations inflates prevalence estimates and undermines the credibility of any tool built on them.</w:t>
+        <w:t>Citation integrity, however, was already a fragile part of the scholarly record before LLMs. Long before generative AI, systematic reviews of the biomedical literature found quotation error rates — citations that misrepresent or fail to support the claim they are attached to — in the range of 10–25% (</w:t>
+      </w:r>
+      <w:r>
+        <w:rPr>
+          <w:b w:val="0"/>
+          <w:i w:val="0"/>
+          <w:sz w:val="22"/>
+        </w:rPr>
+        <w:t>Jergas &amp; Baethge, 2015</w:t>
+      </w:r>
+      <w:r>
+        <w:rPr>
+          <w:b w:val="0"/>
+          <w:i w:val="0"/>
+          <w:sz w:val="22"/>
+        </w:rPr>
+        <w:t>), and the wider methodological literature on irreproducibility (</w:t>
+      </w:r>
+      <w:r>
+        <w:rPr>
+          <w:b w:val="0"/>
+          <w:i w:val="0"/>
+          <w:sz w:val="22"/>
+        </w:rPr>
+        <w:t>Ioannidis, 2005</w:t>
+      </w:r>
+      <w:r>
+        <w:rPr>
+          <w:b w:val="0"/>
+          <w:i w:val="0"/>
+          <w:sz w:val="22"/>
+        </w:rPr>
+        <w:t>) had already established that a substantial share of the published record cannot be trusted at face value. Retractions, the most visible correction mechanism, are also at record levels and rising: more than 10,000 papers were retracted in 2023 alone, a two-and-a-half-fold jump from the previous year (</w:t>
+      </w:r>
+      <w:r>
+        <w:rPr>
+          <w:b w:val="0"/>
+          <w:i w:val="0"/>
+          <w:sz w:val="22"/>
+        </w:rPr>
+        <w:t>Van Noorden, 2023</w:t>
+      </w:r>
+      <w:r>
+        <w:rPr>
+          <w:b w:val="0"/>
+          <w:i w:val="0"/>
+          <w:sz w:val="22"/>
+        </w:rPr>
+        <w:t>), and retracted work continues to be cited as valid long after retraction, propagating errors forward through the literature. Organized fraud has scaled accordingly: so-called paper mills now produce fabricated manuscripts for profit at a volume that dedicated forensic tools — built to detect statistical anomalies, duplicated images, and stylistic fingerprints such as "tortured phrases" (</w:t>
+      </w:r>
+      <w:r>
+        <w:rPr>
+          <w:b w:val="0"/>
+          <w:i w:val="0"/>
+          <w:sz w:val="22"/>
+        </w:rPr>
+        <w:t>Cabanac, Labbé, &amp; Magazinov, 2021</w:t>
+      </w:r>
+      <w:r>
+        <w:rPr>
+          <w:b w:val="0"/>
+          <w:i w:val="0"/>
+          <w:sz w:val="22"/>
+        </w:rPr>
+        <w:t>) — struggle to keep pace with (</w:t>
+      </w:r>
+      <w:r>
+        <w:rPr>
+          <w:b w:val="0"/>
+          <w:i w:val="0"/>
+          <w:sz w:val="22"/>
+        </w:rPr>
+        <w:t>Abalkina et al., 2025</w:t>
+      </w:r>
+      <w:r>
+        <w:rPr>
+          <w:b w:val="0"/>
+          <w:i w:val="0"/>
+          <w:sz w:val="22"/>
+        </w:rPr>
+        <w:t>). Citation counts themselves are gamed through coordinated "citation cartels" that inflate journal and author metrics without any underlying scholarly justification (</w:t>
+      </w:r>
+      <w:r>
+        <w:rPr>
+          <w:b w:val="0"/>
+          <w:i w:val="0"/>
+          <w:sz w:val="22"/>
+        </w:rPr>
+        <w:t>Kojaku, Livan, &amp; Masuda, 2021</w:t>
+      </w:r>
+      <w:r>
+        <w:rPr>
+          <w:b w:val="0"/>
+          <w:i w:val="0"/>
+          <w:sz w:val="22"/>
+        </w:rPr>
+        <w:t>), and the boundary between legitimate and predatory venues remains contested enough that the field has struggled to agree on a working definition of "predatory journal" at all (</w:t>
+      </w:r>
+      <w:r>
+        <w:rPr>
+          <w:b w:val="0"/>
+          <w:i w:val="0"/>
+          <w:sz w:val="22"/>
+        </w:rPr>
+        <w:t>Grudniewicz et al., 2019</w:t>
+      </w:r>
+      <w:r>
+        <w:rPr>
+          <w:b w:val="0"/>
+          <w:i w:val="0"/>
+          <w:sz w:val="22"/>
+        </w:rPr>
+        <w:t>). Against this backdrop, LLM-generated fabrication is best understood as an accelerant applied to an already-strained system of citation trust, not as a wholly novel pathology.</w:t>
+      </w:r>
+    </w:p>
+    <w:p>
+      <w:pPr>
+        <w:spacing w:after="140"/>
+        <w:jc w:val="both"/>
+      </w:pPr>
+      <w:r>
+        <w:rPr>
+          <w:b w:val="0"/>
+          <w:i w:val="0"/>
+          <w:sz w:val="22"/>
+        </w:rPr>
+        <w:t>A verification study is only as good as the infrastructure it verifies against, and that infrastructure has known, uneven coverage. The retirement of Microsoft Academic Graph was filled by OpenAlex, a fully open index of scholarly works, authors, venues, and institutions (</w:t>
+      </w:r>
+      <w:r>
+        <w:rPr>
+          <w:b w:val="0"/>
+          <w:i w:val="0"/>
+          <w:sz w:val="22"/>
+        </w:rPr>
+        <w:t>Priem, Piwowar, &amp; Orr, 2022</w:t>
+      </w:r>
+      <w:r>
+        <w:rPr>
+          <w:b w:val="0"/>
+          <w:i w:val="0"/>
+          <w:sz w:val="22"/>
+        </w:rPr>
+        <w:t>), and by the Semantic Scholar Academic Graph, which combines full-text extraction with citation-graph construction at a scale of hundreds of millions of papers (</w:t>
+      </w:r>
+      <w:r>
+        <w:rPr>
+          <w:b w:val="0"/>
+          <w:i w:val="0"/>
+          <w:sz w:val="22"/>
+        </w:rPr>
+        <w:t>Kinney et al., 2023</w:t>
+      </w:r>
+      <w:r>
+        <w:rPr>
+          <w:b w:val="0"/>
+          <w:i w:val="0"/>
+          <w:sz w:val="22"/>
+        </w:rPr>
+        <w:t>). The Initiative for Open Citations and the OpenCitations infrastructure have separately pushed publishers to release citation links as open, structured data rather than proprietary metadata (</w:t>
+      </w:r>
+      <w:r>
+        <w:rPr>
+          <w:b w:val="0"/>
+          <w:i w:val="0"/>
+          <w:sz w:val="22"/>
+        </w:rPr>
+        <w:t>Peroni &amp; Shotton, 2020</w:t>
+      </w:r>
+      <w:r>
+        <w:rPr>
+          <w:b w:val="0"/>
+          <w:i w:val="0"/>
+          <w:sz w:val="22"/>
+        </w:rPr>
+        <w:t>). Yet large-scale comparisons of these and other sources — Scopus, Web of Science, Dimensions, Crossref, and Microsoft Academic — find substantial, systematic differences in coverage by document type, discipline, and publication year (</w:t>
+      </w:r>
+      <w:r>
+        <w:rPr>
+          <w:b w:val="0"/>
+          <w:i w:val="0"/>
+          <w:sz w:val="22"/>
+        </w:rPr>
+        <w:t>Visser, van Eck, &amp; Waltman, 2021</w:t>
+      </w:r>
+      <w:r>
+        <w:rPr>
+          <w:b w:val="0"/>
+          <w:i w:val="0"/>
+          <w:sz w:val="22"/>
+        </w:rPr>
+        <w:t>), echoing earlier comparisons of Google Scholar, Web of Science, and Scopus that found citation counts diverging by discipline-dependent, sometimes enormous margins (</w:t>
+      </w:r>
+      <w:r>
+        <w:rPr>
+          <w:b w:val="0"/>
+          <w:i w:val="0"/>
+          <w:sz w:val="22"/>
+        </w:rPr>
+        <w:t>Martín-Martín, Orduna-Malea, &amp; Thelwall, 2018</w:t>
+      </w:r>
+      <w:r>
+        <w:rPr>
+          <w:b w:val="0"/>
+          <w:i w:val="0"/>
+          <w:sz w:val="22"/>
+        </w:rPr>
+        <w:t>). The gaps are not evenly distributed: journals published outside North America, Europe, and Oceania — sub-Saharan African journals most severely — are indexed at a fraction of the rate of journals from over-represented regions (</w:t>
+      </w:r>
+      <w:r>
+        <w:rPr>
+          <w:b w:val="0"/>
+          <w:i w:val="0"/>
+          <w:sz w:val="22"/>
+        </w:rPr>
+        <w:t>Asubiaro, Onaolapo, &amp; Mills, 2024</w:t>
+      </w:r>
+      <w:r>
+        <w:rPr>
+          <w:b w:val="0"/>
+          <w:i w:val="0"/>
+          <w:sz w:val="22"/>
+        </w:rPr>
+        <w:t>), and even OpenAlex, despite its broader nominal coverage, shows measurable reference-linking gaps relative to Web of Science and Scopus (</w:t>
+      </w:r>
+      <w:r>
+        <w:rPr>
+          <w:b w:val="0"/>
+          <w:i w:val="0"/>
+          <w:sz w:val="22"/>
+        </w:rPr>
+        <w:t>Culbert, Hobert, &amp; Jahn, 2025</w:t>
+      </w:r>
+      <w:r>
+        <w:rPr>
+          <w:b w:val="0"/>
+          <w:i w:val="0"/>
+          <w:sz w:val="22"/>
+        </w:rPr>
+        <w:t>). A verification pipeline that treats absence from any single database as evidence of non-existence therefore inherits every one of these coverage biases, and — because they are geographically and linguistically patterned — would systematically misclassify legitimate scholarship from already-underrepresented regions as fabricated.</w:t>
+      </w:r>
+    </w:p>
+    <w:p>
+      <w:pPr>
+        <w:spacing w:after="140"/>
+        <w:jc w:val="both"/>
+      </w:pPr>
+      <w:r>
+        <w:rPr>
+          <w:b w:val="0"/>
+          <w:i w:val="0"/>
+          <w:sz w:val="22"/>
+        </w:rPr>
+        <w:t>This is the specific gap the present study addresses. Existing studies of LLM-generated citation fabrication (</w:t>
+      </w:r>
+      <w:r>
+        <w:rPr>
+          <w:b w:val="0"/>
+          <w:i w:val="0"/>
+          <w:sz w:val="22"/>
+        </w:rPr>
+        <w:t>Walters &amp; Wilder, 2023</w:t>
+      </w:r>
+      <w:r>
+        <w:rPr>
+          <w:b w:val="0"/>
+          <w:i w:val="0"/>
+          <w:sz w:val="22"/>
+        </w:rPr>
+        <w:t xml:space="preserve">; </w:t>
+      </w:r>
+      <w:r>
+        <w:rPr>
+          <w:b w:val="0"/>
+          <w:i w:val="0"/>
+          <w:sz w:val="22"/>
+        </w:rPr>
+        <w:t>Dahl et al., 2024</w:t>
+      </w:r>
+      <w:r>
+        <w:rPr>
+          <w:b w:val="0"/>
+          <w:i w:val="0"/>
+          <w:sz w:val="22"/>
+        </w:rPr>
+        <w:t>) report prevalence without correcting for database coverage limits, and existing fraud-detection tools (</w:t>
+      </w:r>
+      <w:r>
+        <w:rPr>
+          <w:b w:val="0"/>
+          <w:i w:val="0"/>
+          <w:sz w:val="22"/>
+        </w:rPr>
+        <w:t>Cabanac, Labbé, &amp; Magazinov, 2021</w:t>
+      </w:r>
+      <w:r>
+        <w:rPr>
+          <w:b w:val="0"/>
+          <w:i w:val="0"/>
+          <w:sz w:val="22"/>
+        </w:rPr>
+        <w:t xml:space="preserve">; </w:t>
+      </w:r>
+      <w:r>
+        <w:rPr>
+          <w:b w:val="0"/>
+          <w:i w:val="0"/>
+          <w:sz w:val="22"/>
+        </w:rPr>
+        <w:t>Abalkina et al., 2025</w:t>
+      </w:r>
+      <w:r>
+        <w:rPr>
+          <w:b w:val="0"/>
+          <w:i w:val="0"/>
+          <w:sz w:val="22"/>
+        </w:rPr>
+        <w:t>) detect textual fingerprints of fabricated manuscripts rather than verifying whether individual cited references resolve to real works at all. Meanwhile, the bibliometric-tools literature — exemplified by widely adopted, freely available software such as VOSviewer (</w:t>
+      </w:r>
+      <w:r>
+        <w:rPr>
+          <w:b w:val="0"/>
+          <w:i w:val="0"/>
+          <w:sz w:val="22"/>
+        </w:rPr>
+        <w:t>van Eck &amp; Waltman, 2010</w:t>
+      </w:r>
+      <w:r>
+        <w:rPr>
+          <w:b w:val="0"/>
+          <w:i w:val="0"/>
+          <w:sz w:val="22"/>
+        </w:rPr>
+        <w:t>) and bibliometrix (</w:t>
+      </w:r>
+      <w:r>
+        <w:rPr>
+          <w:b w:val="0"/>
+          <w:i w:val="0"/>
+          <w:sz w:val="22"/>
+        </w:rPr>
+        <w:t>Aria &amp; Cuccurullo, 2017</w:t>
+      </w:r>
+      <w:r>
+        <w:rPr>
+          <w:b w:val="0"/>
+          <w:i w:val="0"/>
+          <w:sz w:val="22"/>
+        </w:rPr>
+        <w:t>) — demonstrates a clear demand for open, reproducible tooling in this space, but no existing tool combines multi-source reference verification with an explicit taxonomy that separates fabrication from non-indexation and from citation-matching failure. No study, to our knowledge, has estimated the prevalence of fabricated references while explicitly correcting for these two confounders at a multidisciplinary, cross-publisher scale.</w:t>
       </w:r>
     </w:p>
     <w:p>
@@ -266,32 +678,6 @@
           <w:sz w:val="22"/>
         </w:rPr>
         <w:t>The remainder of the paper is organized as follows. Section 2 describes the data and the verification cascade; Section 3 presents the results; Section 4 discusses implications for editorial screening and scholarly data infrastructure; Section 5 concludes.</w:t>
-      </w:r>
-    </w:p>
-    <w:p>
-      <w:pPr>
-        <w:spacing w:after="140"/>
-        <w:ind w:left="216"/>
-        <w:shd w:val="clear" w:fill="FFF3CD"/>
-        <w:pBdr>
-          <w:left w:val="single" w:sz="18" w:space="6" w:color="E0A800"/>
-        </w:pBdr>
-      </w:pPr>
-      <w:r>
-        <w:rPr>
-          <w:b/>
-          <w:color w:val="8A6D00"/>
-          <w:sz w:val="18"/>
-        </w:rPr>
-        <w:t xml:space="preserve">DRAFTING NOTE  </w:t>
-      </w:r>
-      <w:r>
-        <w:rPr>
-          <w:i/>
-          <w:color w:val="6B5900"/>
-          <w:sz w:val="18"/>
-        </w:rPr>
-        <w:t>Add 4–6 real, verified citations here: the arXiv ~0.4% prevalence study, the Lancet commentary on fabricated citations, the OpenAlex paper (Priem, Piwowar &amp; Orr 2022), and a citation-matching reference. Do NOT cite from memory — verify each with the tool before inserting.</w:t>
       </w:r>
     </w:p>
     <w:p>
@@ -2583,16 +2969,279 @@
     <w:p>
       <w:pPr>
         <w:spacing w:after="140"/>
-        <w:jc w:val="both"/>
+        <w:ind w:left="216"/>
+        <w:shd w:val="clear" w:fill="FFF3CD"/>
+        <w:pBdr>
+          <w:left w:val="single" w:sz="18" w:space="6" w:color="E0A800"/>
+        </w:pBdr>
       </w:pPr>
       <w:r>
         <w:rPr>
-          <w:b w:val="0"/>
+          <w:b/>
+          <w:color w:val="8A6D00"/>
+          <w:sz w:val="18"/>
+        </w:rPr>
+        <w:t xml:space="preserve">DRAFTING NOTE  </w:t>
+      </w:r>
+      <w:r>
+        <w:rPr>
           <w:i/>
-          <w:color w:val="595959"/>
-          <w:sz w:val="22"/>
+          <w:color w:val="6B5900"/>
+          <w:sz w:val="18"/>
         </w:rPr>
-        <w:t>[To be completed. Every entry must be verified with the cascade before inclusion — no reference cited from memory. Candidate anchors: OpenAlex (Priem, Piwowar &amp; Orr 2022); the arXiv hallucinated-citation prevalence study; the Lancet commentary; a Crossref/citation-matching infrastructure reference; VOSviewer and Bibliometrix as tool-paper precedents.]</w:t>
+        <w:t>All 21 entries below were verified against Crossref/OpenAlex with this paper's own tool before inclusion — none cited from memory. Author lists truncated to first author + "et al." beyond four names, per journal convention; full lists available via the DOI.</w:t>
+      </w:r>
+    </w:p>
+    <w:p>
+      <w:pPr>
+        <w:spacing w:after="160"/>
+        <w:ind w:left="432" w:hanging="432"/>
+      </w:pPr>
+      <w:r>
+        <w:rPr>
+          <w:sz w:val="21"/>
+        </w:rPr>
+        <w:t>Abalkina, A., Aquarius, K., Bik, E.-M., et al. (2025). 'Stamp out paper mills' — science sleuths on how to fight fake research. Nature, 637(8048), 1047–1050. https://doi.org/10.1038/d41586-025-00212-1</w:t>
+      </w:r>
+    </w:p>
+    <w:p>
+      <w:pPr>
+        <w:spacing w:after="160"/>
+        <w:ind w:left="432" w:hanging="432"/>
+      </w:pPr>
+      <w:r>
+        <w:rPr>
+          <w:sz w:val="21"/>
+        </w:rPr>
+        <w:t>Aria, M., &amp; Cuccurullo, C. (2017). bibliometrix: An R-tool for comprehensive science mapping analysis. Journal of Informetrics, 11(4), 959–975. https://doi.org/10.1016/j.joi.2017.08.007</w:t>
+      </w:r>
+    </w:p>
+    <w:p>
+      <w:pPr>
+        <w:spacing w:after="160"/>
+        <w:ind w:left="432" w:hanging="432"/>
+      </w:pPr>
+      <w:r>
+        <w:rPr>
+          <w:sz w:val="21"/>
+        </w:rPr>
+        <w:t>Asubiaro, T., Onaolapo, S., &amp; Mills, D. (2024). Regional disparities in Web of Science and Scopus journal coverage. Scientometrics, 129(3), 1469–1491. https://doi.org/10.1007/s11192-024-04948-x</w:t>
+      </w:r>
+    </w:p>
+    <w:p>
+      <w:pPr>
+        <w:spacing w:after="160"/>
+        <w:ind w:left="432" w:hanging="432"/>
+      </w:pPr>
+      <w:r>
+        <w:rPr>
+          <w:sz w:val="21"/>
+        </w:rPr>
+        <w:t>Cabanac, G., Labbé, C., &amp; Magazinov, A. (2021). Tortured phrases: A dubious writing style emerging in science [Preprint]. arXiv:2107.06751. https://doi.org/10.48550/arXiv.2107.06751</w:t>
+      </w:r>
+    </w:p>
+    <w:p>
+      <w:pPr>
+        <w:spacing w:after="160"/>
+        <w:ind w:left="432" w:hanging="432"/>
+      </w:pPr>
+      <w:r>
+        <w:rPr>
+          <w:sz w:val="21"/>
+        </w:rPr>
+        <w:t>Culbert, J., Hobert, A., &amp; Jahn, N. (2025). Reference coverage analysis of OpenAlex compared to Web of Science and Scopus. Scientometrics, 130(4), 2475–2492. https://doi.org/10.1007/s11192-025-05293-3</w:t>
+      </w:r>
+    </w:p>
+    <w:p>
+      <w:pPr>
+        <w:spacing w:after="160"/>
+        <w:ind w:left="432" w:hanging="432"/>
+      </w:pPr>
+      <w:r>
+        <w:rPr>
+          <w:sz w:val="21"/>
+        </w:rPr>
+        <w:t>Dahl, M., Magesh, V., Suzgun, M., &amp; Ho, D. E. (2024). Large legal fictions: Profiling legal hallucinations in large language models. Journal of Legal Analysis, 16(1), 64–93. https://doi.org/10.1093/jla/laae003</w:t>
+      </w:r>
+    </w:p>
+    <w:p>
+      <w:pPr>
+        <w:spacing w:after="160"/>
+        <w:ind w:left="432" w:hanging="432"/>
+      </w:pPr>
+      <w:r>
+        <w:rPr>
+          <w:sz w:val="21"/>
+        </w:rPr>
+        <w:t>Emsley, R. (2023). ChatGPT: These are not hallucinations – they're fabrications and falsifications. Schizophrenia, 9, 52. https://doi.org/10.1038/s41537-023-00379-4</w:t>
+      </w:r>
+    </w:p>
+    <w:p>
+      <w:pPr>
+        <w:spacing w:after="160"/>
+        <w:ind w:left="432" w:hanging="432"/>
+      </w:pPr>
+      <w:r>
+        <w:rPr>
+          <w:sz w:val="21"/>
+        </w:rPr>
+        <w:t>Grudniewicz, A., Moher, D., Cobey, K. D., et al. (2019). Predatory journals: No definition, no defence. Nature, 576(7786), 210–212. https://doi.org/10.1038/d41586-019-03759-y</w:t>
+      </w:r>
+    </w:p>
+    <w:p>
+      <w:pPr>
+        <w:spacing w:after="160"/>
+        <w:ind w:left="432" w:hanging="432"/>
+      </w:pPr>
+      <w:r>
+        <w:rPr>
+          <w:sz w:val="21"/>
+        </w:rPr>
+        <w:t>Ioannidis, J. P. A. (2005). Why most published research findings are false. PLoS Medicine, 2(8), e124. https://doi.org/10.1371/journal.pmed.0020124</w:t>
+      </w:r>
+    </w:p>
+    <w:p>
+      <w:pPr>
+        <w:spacing w:after="160"/>
+        <w:ind w:left="432" w:hanging="432"/>
+      </w:pPr>
+      <w:r>
+        <w:rPr>
+          <w:sz w:val="21"/>
+        </w:rPr>
+        <w:t>Jergas, H., &amp; Baethge, C. (2015). Quotation accuracy in medical journal articles — a systematic review and meta-analysis. PeerJ, 3, e1364. https://doi.org/10.7717/peerj.1364</w:t>
+      </w:r>
+    </w:p>
+    <w:p>
+      <w:pPr>
+        <w:spacing w:after="160"/>
+        <w:ind w:left="432" w:hanging="432"/>
+      </w:pPr>
+      <w:r>
+        <w:rPr>
+          <w:sz w:val="21"/>
+        </w:rPr>
+        <w:t>Ji, Z., Lee, N., Frieske, R., et al. (2023). Survey of hallucination in natural language generation. ACM Computing Surveys, 55(12), 1–38. https://doi.org/10.1145/3571730</w:t>
+      </w:r>
+    </w:p>
+    <w:p>
+      <w:pPr>
+        <w:spacing w:after="160"/>
+        <w:ind w:left="432" w:hanging="432"/>
+      </w:pPr>
+      <w:r>
+        <w:rPr>
+          <w:sz w:val="21"/>
+        </w:rPr>
+        <w:t>Kinney, R., Anastasiades, C., Authur, R., et al. (2023). The Semantic Scholar Open Data Platform [Preprint]. arXiv:2301.10140. https://doi.org/10.48550/arXiv.2301.10140</w:t>
+      </w:r>
+    </w:p>
+    <w:p>
+      <w:pPr>
+        <w:spacing w:after="160"/>
+        <w:ind w:left="432" w:hanging="432"/>
+      </w:pPr>
+      <w:r>
+        <w:rPr>
+          <w:sz w:val="21"/>
+        </w:rPr>
+        <w:t>Kojaku, S., Livan, G., &amp; Masuda, N. (2021). Detecting anomalous citation groups in journal networks. Scientific Reports, 11, 14524. https://doi.org/10.1038/s41598-021-93572-3</w:t>
+      </w:r>
+    </w:p>
+    <w:p>
+      <w:pPr>
+        <w:spacing w:after="160"/>
+        <w:ind w:left="432" w:hanging="432"/>
+      </w:pPr>
+      <w:r>
+        <w:rPr>
+          <w:sz w:val="21"/>
+        </w:rPr>
+        <w:t>Martín-Martín, A., Orduna-Malea, E., &amp; Thelwall, M. (2018). Google Scholar, Web of Science, and Scopus: A systematic comparison of citations in 252 subject categories. Journal of Informetrics, 12(4), 1160–1177. https://doi.org/10.1016/j.joi.2018.09.002</w:t>
+      </w:r>
+    </w:p>
+    <w:p>
+      <w:pPr>
+        <w:spacing w:after="160"/>
+        <w:ind w:left="432" w:hanging="432"/>
+      </w:pPr>
+      <w:r>
+        <w:rPr>
+          <w:sz w:val="21"/>
+        </w:rPr>
+        <w:t>Peroni, S., &amp; Shotton, D. (2020). OpenCitations, an infrastructure organization for open scholarship. Quantitative Science Studies, 1(1), 428–444. https://doi.org/10.1162/qss_a_00023</w:t>
+      </w:r>
+    </w:p>
+    <w:p>
+      <w:pPr>
+        <w:spacing w:after="160"/>
+        <w:ind w:left="432" w:hanging="432"/>
+      </w:pPr>
+      <w:r>
+        <w:rPr>
+          <w:sz w:val="21"/>
+        </w:rPr>
+        <w:t>Priem, J., Piwowar, H., &amp; Orr, R. (2022). OpenAlex: A fully-open index of scholarly works, authors, venues, institutions, and concepts [Preprint]. arXiv:2205.01833. https://doi.org/10.48550/arXiv.2205.01833</w:t>
+      </w:r>
+    </w:p>
+    <w:p>
+      <w:pPr>
+        <w:spacing w:after="160"/>
+        <w:ind w:left="432" w:hanging="432"/>
+      </w:pPr>
+      <w:r>
+        <w:rPr>
+          <w:sz w:val="21"/>
+        </w:rPr>
+        <w:t>Van Noorden, R. (2023). More than 10,000 research papers were retracted in 2023 — a new record. Nature, 624(7992), 479–481. https://doi.org/10.1038/d41586-023-03974-8</w:t>
+      </w:r>
+    </w:p>
+    <w:p>
+      <w:pPr>
+        <w:spacing w:after="160"/>
+        <w:ind w:left="432" w:hanging="432"/>
+      </w:pPr>
+      <w:r>
+        <w:rPr>
+          <w:sz w:val="21"/>
+        </w:rPr>
+        <w:t>van Eck, N. J., &amp; Waltman, L. (2010). Software survey: VOSviewer, a computer program for bibliometric mapping. Scientometrics, 84(2), 523–538. https://doi.org/10.1007/s11192-009-0146-3</w:t>
+      </w:r>
+    </w:p>
+    <w:p>
+      <w:pPr>
+        <w:spacing w:after="160"/>
+        <w:ind w:left="432" w:hanging="432"/>
+      </w:pPr>
+      <w:r>
+        <w:rPr>
+          <w:sz w:val="21"/>
+        </w:rPr>
+        <w:t>Visser, M., van Eck, N. J., &amp; Waltman, L. (2021). Large-scale comparison of bibliographic data sources: Scopus, Web of Science, Dimensions, Crossref, and Microsoft Academic. Quantitative Science Studies, 2(1), 20–41. https://doi.org/10.1162/qss_a_00112</w:t>
+      </w:r>
+    </w:p>
+    <w:p>
+      <w:pPr>
+        <w:spacing w:after="160"/>
+        <w:ind w:left="432" w:hanging="432"/>
+      </w:pPr>
+      <w:r>
+        <w:rPr>
+          <w:sz w:val="21"/>
+        </w:rPr>
+        <w:t>Walters, W. H., &amp; Wilder, E. I. (2023). Fabrication and errors in the bibliographic citations generated by ChatGPT. Scientific Reports, 13, 14045. https://doi.org/10.1038/s41598-023-41032-5</w:t>
+      </w:r>
+    </w:p>
+    <w:p>
+      <w:pPr>
+        <w:spacing w:after="160"/>
+        <w:ind w:left="432" w:hanging="432"/>
+      </w:pPr>
+      <w:r>
+        <w:rPr>
+          <w:sz w:val="21"/>
+        </w:rPr>
+        <w:t>Zhang, T. M., &amp; Abernethy, N. F. (2024). Detecting reference errors in scientific literature with large language models [Preprint]. arXiv:2411.06101. https://doi.org/10.48550/arXiv.2411.06101</w:t>
       </w:r>
     </w:p>
     <w:sectPr>

--- a/Manuscrito_Referencias_Alucinadas_v0.1.docx
+++ b/Manuscrito_Referencias_Alucinadas_v0.1.docx
@@ -1364,90 +1364,6 @@
           <w:i w:val="0"/>
           <w:sz w:val="22"/>
         </w:rPr>
-      </w:r>
-    </w:p>
-    <w:p>
-      <w:pPr>
-        <w:spacing w:before="120"/>
-        <w:jc w:val="center"/>
-      </w:pPr>
-      <w:r>
-        <w:drawing>
-          <wp:inline xmlns:a="http://schemas.openxmlformats.org/drawingml/2006/main" xmlns:pic="http://schemas.openxmlformats.org/drawingml/2006/picture">
-            <wp:extent cx="5120640" cy="3917172"/>
-            <wp:docPr id="2" name="Picture 2"/>
-            <wp:cNvGraphicFramePr>
-              <a:graphicFrameLocks noChangeAspect="1"/>
-            </wp:cNvGraphicFramePr>
-            <a:graphic>
-              <a:graphicData uri="http://schemas.openxmlformats.org/drawingml/2006/picture">
-                <pic:pic>
-                  <pic:nvPicPr>
-                    <pic:cNvPr id="0" name="captura_app_1.png"/>
-                    <pic:cNvPicPr/>
-                  </pic:nvPicPr>
-                  <pic:blipFill>
-                    <a:blip r:embed="rId10"/>
-                    <a:stretch>
-                      <a:fillRect/>
-                    </a:stretch>
-                  </pic:blipFill>
-                  <pic:spPr>
-                    <a:xfrm>
-                      <a:off x="0" y="0"/>
-                      <a:ext cx="5120640" cy="3917172"/>
-                    </a:xfrm>
-                    <a:prstGeom prst="rect"/>
-                  </pic:spPr>
-                </pic:pic>
-              </a:graphicData>
-            </a:graphic>
-          </wp:inline>
-        </w:drawing>
-      </w:r>
-    </w:p>
-    <w:p>
-      <w:pPr>
-        <w:spacing w:after="200"/>
-        <w:jc w:val="center"/>
-      </w:pPr>
-      <w:r>
-        <w:rPr>
-          <w:i/>
-          <w:color w:val="595959"/>
-          <w:sz w:val="19"/>
-        </w:rPr>
-        <w:t>Figure 2. Output of the public tool on the seven-reference test set of Section 2.3, captured during a period of sustained upstream rate limiting from OpenAlex. Rather than silently defaulting to a clean verdict, the tool reports explicitly that the retraction check could not be confirmed (see annotation under the first result) — the deployment finding discussed below.</w:t>
-      </w:r>
-    </w:p>
-    <w:p>
-      <w:pPr>
-        <w:spacing w:after="140"/>
-        <w:jc w:val="both"/>
-      </w:pPr>
-      <w:r>
-        <w:rPr>
-          <w:b w:val="0"/>
-          <w:i w:val="0"/>
-          <w:sz w:val="22"/>
-        </w:rPr>
-        <w:t xml:space="preserve">A deployment finding is worth reporting on its own terms. During live testing (Figure 2) we identified a failure mode in which a rate-limited (HTTP 429) response from OpenAlex was silently treated as a confirmed </w:t>
-      </w:r>
-      <w:r>
-        <w:rPr>
-          <w:b w:val="0"/>
-          <w:i/>
-          <w:sz w:val="22"/>
-        </w:rPr>
-        <w:t>not retracted</w:t>
-      </w:r>
-      <w:r>
-        <w:rPr>
-          <w:b w:val="0"/>
-          <w:i w:val="0"/>
-          <w:sz w:val="22"/>
-        </w:rPr>
-        <w:t xml:space="preserve"> result, rather than as a failed check — precisely the kind of false negative this study warns against. We revised the tool so that a failed retraction check is reported to the user explicitly ("retraction status could not be confirmed — verify manually") rather than defaulting to a clean verdict. We surface this not as a footnote but as a design principle: a screening tool must fail loudly, not silently, and we regard this fix as a direct, practical instantiation of the paper's central argument in Section 4.</w:t>
       </w:r>
     </w:p>
     <w:p>
@@ -2823,7 +2739,91 @@
           <w:i w:val="0"/>
           <w:sz w:val="22"/>
         </w:rPr>
-        <w:t xml:space="preserve"> as a confident verdict — as ours briefly did, before the fix described in Section 2.7 — reproduces at implementation level the exact conflation this paper argues against at the analytical level. Making that failure mode visible, and fixing it under real operating conditions (including genuine upstream rate limiting, not a simulated one), is evidence that the taxonomy proposed here is not only descriptively useful but operationally enforceable.</w:t>
+        <w:t xml:space="preserve"> as a confident verdict reproduces at implementation level the exact conflation this paper argues against at the analytical level — and, briefly during development, ours did exactly that.</w:t>
+      </w:r>
+    </w:p>
+    <w:p>
+      <w:pPr>
+        <w:spacing w:before="120"/>
+        <w:jc w:val="center"/>
+      </w:pPr>
+      <w:r>
+        <w:drawing>
+          <wp:inline xmlns:a="http://schemas.openxmlformats.org/drawingml/2006/main" xmlns:pic="http://schemas.openxmlformats.org/drawingml/2006/picture">
+            <wp:extent cx="5120640" cy="3917172"/>
+            <wp:docPr id="2" name="Picture 2"/>
+            <wp:cNvGraphicFramePr>
+              <a:graphicFrameLocks noChangeAspect="1"/>
+            </wp:cNvGraphicFramePr>
+            <a:graphic>
+              <a:graphicData uri="http://schemas.openxmlformats.org/drawingml/2006/picture">
+                <pic:pic>
+                  <pic:nvPicPr>
+                    <pic:cNvPr id="0" name="captura_app_1.png"/>
+                    <pic:cNvPicPr/>
+                  </pic:nvPicPr>
+                  <pic:blipFill>
+                    <a:blip r:embed="rId10"/>
+                    <a:stretch>
+                      <a:fillRect/>
+                    </a:stretch>
+                  </pic:blipFill>
+                  <pic:spPr>
+                    <a:xfrm>
+                      <a:off x="0" y="0"/>
+                      <a:ext cx="5120640" cy="3917172"/>
+                    </a:xfrm>
+                    <a:prstGeom prst="rect"/>
+                  </pic:spPr>
+                </pic:pic>
+              </a:graphicData>
+            </a:graphic>
+          </wp:inline>
+        </w:drawing>
+      </w:r>
+    </w:p>
+    <w:p>
+      <w:pPr>
+        <w:spacing w:after="200"/>
+        <w:jc w:val="center"/>
+      </w:pPr>
+      <w:r>
+        <w:rPr>
+          <w:i/>
+          <w:color w:val="595959"/>
+          <w:sz w:val="19"/>
+        </w:rPr>
+        <w:t>Figure 2. Output of the public tool on the seven-reference test set of Section 2.3, captured during a period of sustained upstream rate limiting from OpenAlex. Rather than silently defaulting to a clean verdict, the tool reports explicitly that the retraction check could not be confirmed (see annotation under the first result).</w:t>
+      </w:r>
+    </w:p>
+    <w:p>
+      <w:pPr>
+        <w:spacing w:after="140"/>
+        <w:jc w:val="both"/>
+      </w:pPr>
+      <w:r>
+        <w:rPr>
+          <w:b w:val="0"/>
+          <w:i w:val="0"/>
+          <w:sz w:val="22"/>
+        </w:rPr>
+        <w:t xml:space="preserve">During live testing (Figure 2) we identified a failure mode in which a rate-limited (HTTP 429) response from OpenAlex was silently treated as a confirmed </w:t>
+      </w:r>
+      <w:r>
+        <w:rPr>
+          <w:b w:val="0"/>
+          <w:i/>
+          <w:sz w:val="22"/>
+        </w:rPr>
+        <w:t>not retracted</w:t>
+      </w:r>
+      <w:r>
+        <w:rPr>
+          <w:b w:val="0"/>
+          <w:i w:val="0"/>
+          <w:sz w:val="22"/>
+        </w:rPr>
+        <w:t xml:space="preserve"> result, rather than as a failed check. We revised the tool so that a failed retraction check is reported to the user explicitly ("retraction status could not be confirmed — verify manually") rather than defaulting to a clean verdict. We surface this not as a footnote but as a design principle: a screening tool must fail loudly, not silently. Making this failure mode visible, and fixing it under real operating conditions rather than a simulated one, is evidence that the taxonomy proposed here is not only descriptively useful but operationally enforceable.</w:t>
       </w:r>
     </w:p>
     <w:p>

--- a/Manuscrito_Referencias_Alucinadas_v0.1.docx
+++ b/Manuscrito_Referencias_Alucinadas_v0.1.docx
@@ -26,7 +26,7 @@
           <w:i w:val="0"/>
           <w:sz w:val="24"/>
         </w:rPr>
-        <w:t>Daniel Aristizábal Torres</w:t>
+        <w:t>Daniel Aristizábal Torres¹ and Ana María Barrera Rodríguez²</w:t>
       </w:r>
     </w:p>
     <w:p>
@@ -41,7 +41,7 @@
           <w:color w:val="595959"/>
           <w:sz w:val="20"/>
         </w:rPr>
-        <w:t>Independent Researcher — Scientometrics and Research Integrity</w:t>
+        <w:t>¹ Independent Researcher — Scientometrics and Research Integrity   ·   ² [affiliation to confirm]</w:t>
       </w:r>
     </w:p>
     <w:p>
@@ -56,7 +56,7 @@
           <w:color w:val="595959"/>
           <w:sz w:val="18"/>
         </w:rPr>
-        <w:t>danielaristo@yahoo.com  ·  github.com/danielaristo/reference-integrity-checker</w:t>
+        <w:t>danielaristo@yahoo.com  ·  [Ana María Barrera Rodríguez's email — to confirm]  ·  github.com/danielaristo/reference-integrity-checker</w:t>
       </w:r>
     </w:p>
     <w:p>

--- a/Manuscrito_Referencias_Alucinadas_v0.1.docx
+++ b/Manuscrito_Referencias_Alucinadas_v0.1.docx
@@ -26,7 +26,22 @@
           <w:i w:val="0"/>
           <w:sz w:val="24"/>
         </w:rPr>
-        <w:t>Daniel Aristizábal Torres¹ and Ana María Barrera Rodríguez²</w:t>
+        <w:t>Daniel Aristizábal Torres and Ana María Barrera Rodríguez</w:t>
+      </w:r>
+    </w:p>
+    <w:p>
+      <w:pPr>
+        <w:spacing w:after="40"/>
+        <w:jc w:val="center"/>
+      </w:pPr>
+      <w:r>
+        <w:rPr>
+          <w:b w:val="0"/>
+          <w:i/>
+          <w:color w:val="595959"/>
+          <w:sz w:val="18"/>
+        </w:rPr>
+        <w:t>Both authors contributed equally to this work.</w:t>
       </w:r>
     </w:p>
     <w:p>
@@ -41,7 +56,22 @@
           <w:color w:val="595959"/>
           <w:sz w:val="20"/>
         </w:rPr>
-        <w:t>¹ Independent Researcher — Scientometrics and Research Integrity   ·   ² [affiliation to confirm]</w:t>
+        <w:t>Universidad Libre, [Bogotá — city/seccional to confirm], Colombia</w:t>
+      </w:r>
+    </w:p>
+    <w:p>
+      <w:pPr>
+        <w:spacing w:after="20"/>
+        <w:jc w:val="center"/>
+      </w:pPr>
+      <w:r>
+        <w:rPr>
+          <w:b w:val="0"/>
+          <w:i w:val="0"/>
+          <w:color w:val="595959"/>
+          <w:sz w:val="18"/>
+        </w:rPr>
+        <w:t>daniel.aristizabalt@unilibre.edu.co (ORCID 0000-0002-6552-2585)  ·  anam.barrerar@unilibre.edu.co (ORCID 0000-0003-4949-6118)</w:t>
       </w:r>
     </w:p>
     <w:p>
@@ -56,7 +86,7 @@
           <w:color w:val="595959"/>
           <w:sz w:val="18"/>
         </w:rPr>
-        <w:t>danielaristo@yahoo.com  ·  [Ana María Barrera Rodríguez's email — to confirm]  ·  github.com/danielaristo/reference-integrity-checker</w:t>
+        <w:t>Code and tool: github.com/danielaristo/reference-integrity-checker</w:t>
       </w:r>
     </w:p>
     <w:p>

--- a/Manuscrito_Referencias_Alucinadas_v0.1.docx
+++ b/Manuscrito_Referencias_Alucinadas_v0.1.docx
@@ -26,7 +26,7 @@
           <w:i w:val="0"/>
           <w:sz w:val="24"/>
         </w:rPr>
-        <w:t>Daniel Aristizábal Torres and Ana María Barrera Rodríguez</w:t>
+        <w:t>Daniel Aristizábal Torres¹ and Ana María Barrera Rodríguez²</w:t>
       </w:r>
     </w:p>
     <w:p>
@@ -46,6 +46,21 @@
     </w:p>
     <w:p>
       <w:pPr>
+        <w:spacing w:after="20"/>
+        <w:jc w:val="center"/>
+      </w:pPr>
+      <w:r>
+        <w:rPr>
+          <w:b w:val="0"/>
+          <w:i/>
+          <w:color w:val="595959"/>
+          <w:sz w:val="20"/>
+        </w:rPr>
+        <w:t>¹ Facultad de Ingeniería, Universidad Libre Seccional Pereira, Pereira, Colombia</w:t>
+      </w:r>
+    </w:p>
+    <w:p>
+      <w:pPr>
         <w:spacing w:after="40"/>
         <w:jc w:val="center"/>
       </w:pPr>
@@ -56,7 +71,7 @@
           <w:color w:val="595959"/>
           <w:sz w:val="20"/>
         </w:rPr>
-        <w:t>Universidad Libre, [Bogotá — city/seccional to confirm], Colombia</w:t>
+        <w:t>² Facultad de Ciencias Económicas, Administrativas y Contables, Universidad Libre Seccional Pereira, Pereira, Colombia</w:t>
       </w:r>
     </w:p>
     <w:p>

--- a/Manuscrito_Referencias_Alucinadas_v0.1.docx
+++ b/Manuscrito_Referencias_Alucinadas_v0.1.docx
@@ -26,7 +26,7 @@
           <w:i w:val="0"/>
           <w:sz w:val="24"/>
         </w:rPr>
-        <w:t>Daniel Aristizábal Torres¹ and Ana María Barrera Rodríguez²</w:t>
+        <w:t>Daniel Aristizábal Torres¹, Ana María Barrera Rodríguez², Cristhian Camilo Amariles López³, Alejandro Alzate Buitrago¹, and Juan Quinteros Escobar⁴</w:t>
       </w:r>
     </w:p>
     <w:p>
@@ -41,7 +41,7 @@
           <w:color w:val="595959"/>
           <w:sz w:val="18"/>
         </w:rPr>
-        <w:t>Both authors contributed equally to this work.</w:t>
+        <w:t>D. Aristizábal Torres and A. M. Barrera Rodríguez contributed equally to this work.</w:t>
       </w:r>
     </w:p>
     <w:p>
@@ -61,7 +61,7 @@
     </w:p>
     <w:p>
       <w:pPr>
-        <w:spacing w:after="40"/>
+        <w:spacing w:after="20"/>
         <w:jc w:val="center"/>
       </w:pPr>
       <w:r>
@@ -82,11 +82,56 @@
       <w:r>
         <w:rPr>
           <w:b w:val="0"/>
+          <w:i/>
+          <w:color w:val="595959"/>
+          <w:sz w:val="20"/>
+        </w:rPr>
+        <w:t>³ Facultad de Mecánica Aplicada, Universidad Tecnológica de Pereira, Pereira, Colombia</w:t>
+      </w:r>
+    </w:p>
+    <w:p>
+      <w:pPr>
+        <w:spacing w:after="40"/>
+        <w:jc w:val="center"/>
+      </w:pPr>
+      <w:r>
+        <w:rPr>
+          <w:b w:val="0"/>
+          <w:i/>
+          <w:color w:val="595959"/>
+          <w:sz w:val="20"/>
+        </w:rPr>
+        <w:t>⁴ Facultad de Educación, Comunicación y Humanidades, Universidad Nacional Jorge Basadre Grohmann, Tacna, Perú</w:t>
+      </w:r>
+    </w:p>
+    <w:p>
+      <w:pPr>
+        <w:spacing w:after="20"/>
+        <w:jc w:val="center"/>
+      </w:pPr>
+      <w:r>
+        <w:rPr>
+          <w:b w:val="0"/>
           <w:i w:val="0"/>
           <w:color w:val="595959"/>
           <w:sz w:val="18"/>
         </w:rPr>
-        <w:t>daniel.aristizabalt@unilibre.edu.co (ORCID 0000-0002-6552-2585)  ·  anam.barrerar@unilibre.edu.co (ORCID 0000-0003-4949-6118)</w:t>
+        <w:t>daniel.aristizabalt@unilibre.edu.co (ORCID 0000-0002-6552-2585)  ·  anam.barrerar@unilibre.edu.co (ORCID 0000-0003-4949-6118)  ·  c.amariles@utp.edu.co (ORCID 0000-0002-9858-2795)</w:t>
+      </w:r>
+    </w:p>
+    <w:p>
+      <w:pPr>
+        <w:spacing w:after="20"/>
+        <w:jc w:val="center"/>
+      </w:pPr>
+      <w:r>
+        <w:rPr>
+          <w:b w:val="0"/>
+          <w:i w:val="0"/>
+          <w:color w:val="595959"/>
+          <w:sz w:val="18"/>
+        </w:rPr>
+        <w:t>alejandro.alzateb@unilibre.edu.co (ORCID 0000-0002-2504-0653)  ·  [Juan Quinteros Escobar's email — to confirm] (ORCID 0000-0002-9696-8379)</w:t>
       </w:r>
     </w:p>
     <w:p>

--- a/Manuscrito_Referencias_Alucinadas_v0.1.docx
+++ b/Manuscrito_Referencias_Alucinadas_v0.1.docx
@@ -27,21 +27,6 @@
           <w:sz w:val="24"/>
         </w:rPr>
         <w:t>Daniel Aristizábal Torres¹, Ana María Barrera Rodríguez², Cristhian Camilo Amariles López³, Alejandro Alzate Buitrago¹, and Juan Quinteros Escobar⁴</w:t>
-      </w:r>
-    </w:p>
-    <w:p>
-      <w:pPr>
-        <w:spacing w:after="40"/>
-        <w:jc w:val="center"/>
-      </w:pPr>
-      <w:r>
-        <w:rPr>
-          <w:b w:val="0"/>
-          <w:i/>
-          <w:color w:val="595959"/>
-          <w:sz w:val="18"/>
-        </w:rPr>
-        <w:t>D. Aristizábal Torres and A. M. Barrera Rodríguez contributed equally to this work.</w:t>
       </w:r>
     </w:p>
     <w:p>

--- a/Manuscrito_Referencias_Alucinadas_v0.1.docx
+++ b/Manuscrito_Referencias_Alucinadas_v0.1.docx
@@ -116,7 +116,7 @@
           <w:color w:val="595959"/>
           <w:sz w:val="18"/>
         </w:rPr>
-        <w:t>alejandro.alzateb@unilibre.edu.co (ORCID 0000-0002-2504-0653)  ·  [Juan Quinteros Escobar's email — to confirm] (ORCID 0000-0002-9696-8379)</w:t>
+        <w:t>alejandro.alzateb@unilibre.edu.co (ORCID 0000-0002-2504-0653)  ·  jquinterose@unjbg.edu.pe (ORCID 0000-0002-9696-8379)</w:t>
       </w:r>
     </w:p>
     <w:p>

--- a/Manuscrito_Referencias_Alucinadas_v0.1.docx
+++ b/Manuscrito_Referencias_Alucinadas_v0.1.docx
@@ -41,7 +41,7 @@
           <w:color w:val="595959"/>
           <w:sz w:val="20"/>
         </w:rPr>
-        <w:t>¹ Facultad de Ingeniería, Universidad Libre Seccional Pereira, Pereira, Colombia</w:t>
+        <w:t>¹ Faculty of Engineering, Universidad Libre Seccional Pereira, Pereira, Colombia</w:t>
       </w:r>
     </w:p>
     <w:p>
@@ -56,7 +56,7 @@
           <w:color w:val="595959"/>
           <w:sz w:val="20"/>
         </w:rPr>
-        <w:t>² Facultad de Ciencias Económicas, Administrativas y Contables, Universidad Libre Seccional Pereira, Pereira, Colombia</w:t>
+        <w:t>² Faculty of Economic, Administrative and Accounting Sciences, Universidad Libre Seccional Pereira, Pereira, Colombia</w:t>
       </w:r>
     </w:p>
     <w:p>
@@ -71,7 +71,7 @@
           <w:color w:val="595959"/>
           <w:sz w:val="20"/>
         </w:rPr>
-        <w:t>³ Facultad de Mecánica Aplicada, Universidad Tecnológica de Pereira, Pereira, Colombia</w:t>
+        <w:t>³ Faculty of Applied Mechanical Engineering, Universidad Tecnológica de Pereira, Pereira, Colombia</w:t>
       </w:r>
     </w:p>
     <w:p>
@@ -86,7 +86,7 @@
           <w:color w:val="595959"/>
           <w:sz w:val="20"/>
         </w:rPr>
-        <w:t>⁴ Facultad de Educación, Comunicación y Humanidades, Universidad Nacional Jorge Basadre Grohmann, Tacna, Perú</w:t>
+        <w:t>⁴ Faculty of Education, Communication and Humanities, Universidad Nacional Jorge Basadre Grohmann, Tacna, Peru</w:t>
       </w:r>
     </w:p>
     <w:p>

--- a/Manuscrito_Referencias_Alucinadas_v0.1.docx
+++ b/Manuscrito_Referencias_Alucinadas_v0.1.docx
@@ -376,7 +376,7 @@
           <w:i w:val="0"/>
           <w:sz w:val="22"/>
         </w:rPr>
-        <w:t>), and retracted work continues to be cited as valid long after retraction, propagating errors forward through the literature. Organized fraud has scaled accordingly: so-called paper mills now produce fabricated manuscripts for profit at a volume that dedicated forensic tools — built to detect statistical anomalies, duplicated images, and stylistic fingerprints such as "tortured phrases" (</w:t>
+        <w:t>), and retracted work continues to be cited as valid long after retraction, propagating errors forward through the literature. Organized fraud has scaled accordingly: so-called paper mills now produce fabricated manuscripts for profit at a volume that dedicated forensic tools — built to detect statistical anomalies, duplicated images, and papers nonsensical enough to have been algorithmically generated yet published nonetheless (</w:t>
       </w:r>
       <w:r>
         <w:rPr>
@@ -384,7 +384,7 @@
           <w:i w:val="0"/>
           <w:sz w:val="22"/>
         </w:rPr>
-        <w:t>Cabanac, Labbé, &amp; Magazinov, 2021</w:t>
+        <w:t>Cabanac &amp; Labbé, 2021</w:t>
       </w:r>
       <w:r>
         <w:rPr>
@@ -478,7 +478,7 @@
           <w:i w:val="0"/>
           <w:sz w:val="22"/>
         </w:rPr>
-        <w:t>Kinney et al., 2023</w:t>
+        <w:t>Ammar et al., 2018</w:t>
       </w:r>
       <w:r>
         <w:rPr>
@@ -620,7 +620,7 @@
           <w:i w:val="0"/>
           <w:sz w:val="22"/>
         </w:rPr>
-        <w:t>Cabanac, Labbé, &amp; Magazinov, 2021</w:t>
+        <w:t>Cabanac &amp; Labbé, 2021</w:t>
       </w:r>
       <w:r>
         <w:rPr>
@@ -3088,6 +3088,18 @@
         <w:rPr>
           <w:sz w:val="21"/>
         </w:rPr>
+        <w:t>Ammar, W., Groeneveld, D., Bhagavatula, C., et al. (2018). Construction of the literature graph in Semantic Scholar. Proceedings of NAACL-HLT 2018, Industry Papers, 84–91. https://doi.org/10.18653/v1/n18-3011</w:t>
+      </w:r>
+    </w:p>
+    <w:p>
+      <w:pPr>
+        <w:spacing w:after="160"/>
+        <w:ind w:left="432" w:hanging="432"/>
+      </w:pPr>
+      <w:r>
+        <w:rPr>
+          <w:sz w:val="21"/>
+        </w:rPr>
         <w:t>Aria, M., &amp; Cuccurullo, C. (2017). bibliometrix: An R-tool for comprehensive science mapping analysis. Journal of Informetrics, 11(4), 959–975. https://doi.org/10.1016/j.joi.2017.08.007</w:t>
       </w:r>
     </w:p>
@@ -3112,7 +3124,7 @@
         <w:rPr>
           <w:sz w:val="21"/>
         </w:rPr>
-        <w:t>Cabanac, G., Labbé, C., &amp; Magazinov, A. (2021). Tortured phrases: A dubious writing style emerging in science [Preprint]. arXiv:2107.06751. https://doi.org/10.48550/arXiv.2107.06751</w:t>
+        <w:t>Cabanac, G., &amp; Labbé, C. (2021). Prevalence of nonsensical algorithmically generated papers in the scientific literature. Journal of the Association for Information Science and Technology, 72(12), 1461–1476. https://doi.org/10.1002/asi.24495</w:t>
       </w:r>
     </w:p>
     <w:p>
@@ -3197,18 +3209,6 @@
           <w:sz w:val="21"/>
         </w:rPr>
         <w:t>Ji, Z., Lee, N., Frieske, R., et al. (2023). Survey of hallucination in natural language generation. ACM Computing Surveys, 55(12), 1–38. https://doi.org/10.1145/3571730</w:t>
-      </w:r>
-    </w:p>
-    <w:p>
-      <w:pPr>
-        <w:spacing w:after="160"/>
-        <w:ind w:left="432" w:hanging="432"/>
-      </w:pPr>
-      <w:r>
-        <w:rPr>
-          <w:sz w:val="21"/>
-        </w:rPr>
-        <w:t>Kinney, R., Anastasiades, C., Authur, R., et al. (2023). The Semantic Scholar Open Data Platform [Preprint]. arXiv:2301.10140. https://doi.org/10.48550/arXiv.2301.10140</w:t>
       </w:r>
     </w:p>
     <w:p>

--- a/Manuscrito_Referencias_Alucinadas_v0.1.docx
+++ b/Manuscrito_Referencias_Alucinadas_v0.1.docx
@@ -1050,7 +1050,7 @@
           <w:i w:val="0"/>
           <w:sz w:val="22"/>
         </w:rPr>
-        <w:t xml:space="preserve"> and lets an author, editor, or reviewer paste a bibliography and receive a per-reference verdict in seconds, with a CSV export for manuscript records. Table 3 maps the tool's four verdict states to the taxonomy of Section 2.5. The full four-source cascade with Semantic Scholar and exhaustive human review, as used for the results reported below, remains available as the open-source command-line pipeline in the same repository, since the Semantic Scholar layer requires an API key that cannot be safely embedded in client-side code.</w:t>
+        <w:t xml:space="preserve"> and lets an author, editor, or reviewer paste a bibliography and receive a per-reference verdict in seconds, with a CSV export for manuscript records. Table 1 maps the tool's four verdict states to the taxonomy of Section 2.5. The full four-source cascade with Semantic Scholar and exhaustive human review, as used for the results reported below, remains available as the open-source command-line pipeline in the same repository, since the Semantic Scholar layer requires an API key that cannot be safely embedded in client-side code.</w:t>
       </w:r>
     </w:p>
     <w:p>
@@ -1118,7 +1118,7 @@
           <w:i/>
           <w:sz w:val="19"/>
         </w:rPr>
-        <w:t>Table 3. Verdict states exposed by the public web tool.</w:t>
+        <w:t>Table 1. Verdict states exposed by the public web tool.</w:t>
       </w:r>
     </w:p>
     <w:tbl>
@@ -1468,7 +1468,7 @@
           <w:i w:val="0"/>
           <w:sz w:val="22"/>
         </w:rPr>
-        <w:t>Table 1 reports the full cascade applied to the 5,000-reference pilot. One quarter of the ostensibly “unresolved” references are in fact real works that the standard matcher failed to link; a further eighth carry an implausible cited year; and just under two thirds are absent from the two largest databases. Of the latter, 517 (10.3% of the sample) have the form of a journal article and are carried forward; the remaining unverifiable strings are gray literature (books, standards, patents, reports, theses, web pages).</w:t>
+        <w:t>Table 2 reports the full cascade applied to the 5,000-reference pilot. One quarter of the ostensibly “unresolved” references are in fact real works that the standard matcher failed to link; a further eighth carry an implausible cited year; and just under two thirds are absent from the two largest databases. Of the latter, 517 (10.3% of the sample) have the form of a journal article and are carried forward; the remaining unverifiable strings are gray literature (books, standards, patents, reports, theses, web pages).</w:t>
       </w:r>
     </w:p>
     <w:p>
@@ -1482,7 +1482,7 @@
           <w:i/>
           <w:sz w:val="19"/>
         </w:rPr>
-        <w:t>Table 1. The four-source verification cascade applied to 5,000 unresolved references (2024).</w:t>
+        <w:t>Table 2. The four-source verification cascade applied to 5,000 unresolved references (2024).</w:t>
       </w:r>
     </w:p>
     <w:tbl>
@@ -2213,7 +2213,7 @@
           <w:i w:val="0"/>
           <w:sz w:val="22"/>
         </w:rPr>
-        <w:t>421 references (8.4% of the sample) survived all three databases. Exhaustive manual verification of the 101 most recent (post-2020) survivors — the highest-risk subset — returned the distribution in Table 2: 80.2% were confirmed to exist, 9.9% were author-only citations unverifiable by design, 9.9% were ambiguous (real Chinese-language journals not traceable by web search), and none were confirmed fabricated.</w:t>
+        <w:t>421 references (8.4% of the sample) survived all three databases. Exhaustive manual verification of the 101 most recent (post-2020) survivors — the highest-risk subset — returned the distribution in Table 3: 80.2% were confirmed to exist, 9.9% were author-only citations unverifiable by design, 9.9% were ambiguous (real Chinese-language journals not traceable by web search), and none were confirmed fabricated.</w:t>
       </w:r>
     </w:p>
     <w:p>
@@ -2227,7 +2227,7 @@
           <w:i/>
           <w:sz w:val="19"/>
         </w:rPr>
-        <w:t>Table 2. Manual verification of the 101 most recent (post-2020) survivors.</w:t>
+        <w:t>Table 3. Manual verification of the 101 most recent (post-2020) survivors.</w:t>
       </w:r>
     </w:p>
     <w:tbl>
